--- a/election-cos-app/docs/legal-drafts/terms-of-use-DRAFT.docx
+++ b/election-cos-app/docs/legal-drafts/terms-of-use-DRAFT.docx
@@ -760,7 +760,7 @@
           <w:sz w:val="22"/>
           <w:szCs w:val="22"/>
         </w:rPr>
-        <w:t xml:space="preserve">info@innovationconsult.com</w:t>
+        <w:t xml:space="preserve">info@innovationconsult.co.za</w:t>
       </w:r>
     </w:p>
     <w:p>
@@ -841,7 +841,7 @@
           <w:sz w:val="16"/>
           <w:szCs w:val="16"/>
         </w:rPr>
-        <w:t xml:space="preserve">P.O. Box 2590, Potchefstroom, 2520, N.W. Province, South Africa  |  +27 (0)67 907 1580  |  info@innovationconsult.com  |  www.innovationconsult.com</w:t>
+        <w:t xml:space="preserve">P.O. Box 2590, Potchefstroom, 2520, N.W. Province, South Africa  |  +27 (0)67 907 1580  |  info@innovationconsult.co.za  |  www.innovationconsult.co.za</w:t>
       </w:r>
     </w:p>
     <w:sectPr>
